--- a/Психология/ПС ЛЕКЦИЯ №2.docx
+++ b/Психология/ПС ЛЕКЦИЯ №2.docx
@@ -4,248 +4,1216 @@
   <w:body>
     <w:p>
       <w:pPr>
-        <w:spacing w:after="0" w:line="360" w:lineRule="auto"/>
-        <w:jc w:val="center"/>
-        <w:rPr>
-          <w:rFonts w:ascii="Times New Roman" w:hAnsi="Times New Roman" w:cs="Times New Roman"/>
+        <w:spacing w:before="400" w:after="120" w:line="276" w:lineRule="auto"/>
+        <w:rPr>
+          <w:rFonts w:ascii="Cambria" w:eastAsia="MS Mincho" w:hAnsi="Cambria" w:cs="Times New Roman"/>
+          <w:kern w:val="0"/>
+          <w:sz w:val="22"/>
+          <w:szCs w:val="22"/>
+          <w14:ligatures w14:val="none"/>
+        </w:rPr>
+      </w:pPr>
+      <w:r>
+        <w:rPr>
+          <w:rFonts w:ascii="Cambria" w:eastAsia="MS Mincho" w:hAnsi="Cambria" w:cs="Times New Roman"/>
           <w:b/>
-          <w:bCs/>
-          <w:sz w:val="32"/>
-          <w:szCs w:val="32"/>
-        </w:rPr>
-      </w:pPr>
-      <w:r>
-        <w:rPr>
-          <w:rFonts w:ascii="Times New Roman" w:hAnsi="Times New Roman" w:cs="Times New Roman"/>
+          <w:color w:val="1F497D"/>
+          <w:kern w:val="0"/>
+          <w:sz w:val="30"/>
+          <w:szCs w:val="22"/>
+          <w14:ligatures w14:val="none"/>
+        </w:rPr>
+        <w:t>Тема 2. Коммуникативные стороны общения</w:t>
+      </w:r>
+    </w:p>
+    <w:p>
+      <w:pPr>
+        <w:spacing w:before="200" w:after="60" w:line="276" w:lineRule="auto"/>
+        <w:rPr>
+          <w:rFonts w:ascii="Cambria" w:eastAsia="MS Mincho" w:hAnsi="Cambria" w:cs="Times New Roman"/>
+          <w:kern w:val="0"/>
+          <w:sz w:val="22"/>
+          <w:szCs w:val="22"/>
+          <w14:ligatures w14:val="none"/>
+        </w:rPr>
+      </w:pPr>
+      <w:r>
+        <w:rPr>
+          <w:rFonts w:ascii="Cambria" w:eastAsia="MS Mincho" w:hAnsi="Cambria" w:cs="Times New Roman"/>
           <w:b/>
-          <w:bCs/>
-          <w:sz w:val="32"/>
-          <w:szCs w:val="32"/>
-        </w:rPr>
-        <w:t>Стороны общения</w:t>
-      </w:r>
-    </w:p>
-    <w:p>
-      <w:pPr>
-        <w:spacing w:after="0" w:line="360" w:lineRule="auto"/>
-        <w:jc w:val="both"/>
-        <w:rPr>
-          <w:rFonts w:ascii="Times New Roman" w:hAnsi="Times New Roman" w:cs="Times New Roman"/>
+          <w:color w:val="2E75B6"/>
+          <w:kern w:val="0"/>
+          <w:szCs w:val="22"/>
+          <w14:ligatures w14:val="none"/>
+        </w:rPr>
+        <w:t>1. Обмен информацией</w:t>
+      </w:r>
+    </w:p>
+    <w:p>
+      <w:pPr>
+        <w:tabs>
+          <w:tab w:val="num" w:pos="360"/>
+        </w:tabs>
+        <w:spacing w:after="40" w:line="276" w:lineRule="auto"/>
+        <w:ind w:left="360" w:hanging="360"/>
+        <w:contextualSpacing/>
+        <w:rPr>
+          <w:rFonts w:ascii="Cambria" w:eastAsia="MS Mincho" w:hAnsi="Cambria" w:cs="Times New Roman"/>
+          <w:kern w:val="0"/>
+          <w:sz w:val="22"/>
+          <w:szCs w:val="22"/>
+          <w14:ligatures w14:val="none"/>
+        </w:rPr>
+      </w:pPr>
+      <w:r>
+        <w:rPr>
+          <w:rFonts w:ascii="Cambria" w:eastAsia="MS Mincho" w:hAnsi="Cambria" w:cs="Times New Roman"/>
+          <w:kern w:val="0"/>
+          <w:sz w:val="22"/>
+          <w:szCs w:val="22"/>
+          <w14:ligatures w14:val="none"/>
+        </w:rPr>
+        <w:t>Коммуникация — процесс обмена различной информацией в ходе совместной деятельности.</w:t>
+      </w:r>
+    </w:p>
+    <w:p>
+      <w:pPr>
+        <w:spacing w:before="200" w:after="60" w:line="276" w:lineRule="auto"/>
+        <w:rPr>
+          <w:rFonts w:ascii="Cambria" w:eastAsia="MS Mincho" w:hAnsi="Cambria" w:cs="Times New Roman"/>
+          <w:kern w:val="0"/>
+          <w:sz w:val="22"/>
+          <w:szCs w:val="22"/>
+          <w14:ligatures w14:val="none"/>
+        </w:rPr>
+      </w:pPr>
+      <w:r>
+        <w:rPr>
+          <w:rFonts w:ascii="Cambria" w:eastAsia="MS Mincho" w:hAnsi="Cambria" w:cs="Times New Roman"/>
           <w:b/>
-          <w:bCs/>
-          <w:sz w:val="28"/>
-          <w:szCs w:val="28"/>
-        </w:rPr>
-      </w:pPr>
-      <w:r>
-        <w:rPr>
-          <w:rFonts w:ascii="Times New Roman" w:hAnsi="Times New Roman" w:cs="Times New Roman"/>
+          <w:color w:val="2E75B6"/>
+          <w:kern w:val="0"/>
+          <w:szCs w:val="22"/>
+          <w14:ligatures w14:val="none"/>
+        </w:rPr>
+        <w:t>2. Модель коммуникации Лассуэлла</w:t>
+      </w:r>
+    </w:p>
+    <w:p>
+      <w:pPr>
+        <w:tabs>
+          <w:tab w:val="num" w:pos="360"/>
+        </w:tabs>
+        <w:spacing w:after="40" w:line="276" w:lineRule="auto"/>
+        <w:ind w:left="360" w:hanging="360"/>
+        <w:contextualSpacing/>
+        <w:rPr>
+          <w:rFonts w:ascii="Cambria" w:eastAsia="MS Mincho" w:hAnsi="Cambria" w:cs="Times New Roman"/>
+          <w:kern w:val="0"/>
+          <w:sz w:val="22"/>
+          <w:szCs w:val="22"/>
+          <w14:ligatures w14:val="none"/>
+        </w:rPr>
+      </w:pPr>
+      <w:r>
+        <w:rPr>
+          <w:rFonts w:ascii="Cambria" w:eastAsia="MS Mincho" w:hAnsi="Cambria" w:cs="Times New Roman"/>
+          <w:kern w:val="0"/>
+          <w:sz w:val="22"/>
+          <w:szCs w:val="22"/>
+          <w14:ligatures w14:val="none"/>
+        </w:rPr>
+        <w:t>Кто передаёт сообщение?</w:t>
+      </w:r>
+    </w:p>
+    <w:p>
+      <w:pPr>
+        <w:tabs>
+          <w:tab w:val="num" w:pos="360"/>
+        </w:tabs>
+        <w:spacing w:after="40" w:line="276" w:lineRule="auto"/>
+        <w:ind w:left="360" w:hanging="360"/>
+        <w:contextualSpacing/>
+        <w:rPr>
+          <w:rFonts w:ascii="Cambria" w:eastAsia="MS Mincho" w:hAnsi="Cambria" w:cs="Times New Roman"/>
+          <w:kern w:val="0"/>
+          <w:sz w:val="22"/>
+          <w:szCs w:val="22"/>
+          <w14:ligatures w14:val="none"/>
+        </w:rPr>
+      </w:pPr>
+      <w:r>
+        <w:rPr>
+          <w:rFonts w:ascii="Cambria" w:eastAsia="MS Mincho" w:hAnsi="Cambria" w:cs="Times New Roman"/>
+          <w:kern w:val="0"/>
+          <w:sz w:val="22"/>
+          <w:szCs w:val="22"/>
+          <w14:ligatures w14:val="none"/>
+        </w:rPr>
+        <w:t>Что передаётся (сообщение)?</w:t>
+      </w:r>
+    </w:p>
+    <w:p>
+      <w:pPr>
+        <w:tabs>
+          <w:tab w:val="num" w:pos="360"/>
+        </w:tabs>
+        <w:spacing w:after="40" w:line="276" w:lineRule="auto"/>
+        <w:ind w:left="360" w:hanging="360"/>
+        <w:contextualSpacing/>
+        <w:rPr>
+          <w:rFonts w:ascii="Cambria" w:eastAsia="MS Mincho" w:hAnsi="Cambria" w:cs="Times New Roman"/>
+          <w:kern w:val="0"/>
+          <w:sz w:val="22"/>
+          <w:szCs w:val="22"/>
+          <w14:ligatures w14:val="none"/>
+        </w:rPr>
+      </w:pPr>
+      <w:r>
+        <w:rPr>
+          <w:rFonts w:ascii="Cambria" w:eastAsia="MS Mincho" w:hAnsi="Cambria" w:cs="Times New Roman"/>
+          <w:kern w:val="0"/>
+          <w:sz w:val="22"/>
+          <w:szCs w:val="22"/>
+          <w14:ligatures w14:val="none"/>
+        </w:rPr>
+        <w:t>Как осуществляется передача?</w:t>
+      </w:r>
+    </w:p>
+    <w:p>
+      <w:pPr>
+        <w:tabs>
+          <w:tab w:val="num" w:pos="360"/>
+        </w:tabs>
+        <w:spacing w:after="40" w:line="276" w:lineRule="auto"/>
+        <w:ind w:left="360" w:hanging="360"/>
+        <w:contextualSpacing/>
+        <w:rPr>
+          <w:rFonts w:ascii="Cambria" w:eastAsia="MS Mincho" w:hAnsi="Cambria" w:cs="Times New Roman"/>
+          <w:kern w:val="0"/>
+          <w:sz w:val="22"/>
+          <w:szCs w:val="22"/>
+          <w14:ligatures w14:val="none"/>
+        </w:rPr>
+      </w:pPr>
+      <w:r>
+        <w:rPr>
+          <w:rFonts w:ascii="Cambria" w:eastAsia="MS Mincho" w:hAnsi="Cambria" w:cs="Times New Roman"/>
+          <w:kern w:val="0"/>
+          <w:sz w:val="22"/>
+          <w:szCs w:val="22"/>
+          <w14:ligatures w14:val="none"/>
+        </w:rPr>
+        <w:t>Кому направлено сообщение?</w:t>
+      </w:r>
+    </w:p>
+    <w:p>
+      <w:pPr>
+        <w:tabs>
+          <w:tab w:val="num" w:pos="360"/>
+        </w:tabs>
+        <w:spacing w:after="40" w:line="276" w:lineRule="auto"/>
+        <w:ind w:left="360" w:hanging="360"/>
+        <w:contextualSpacing/>
+        <w:rPr>
+          <w:rFonts w:ascii="Cambria" w:eastAsia="MS Mincho" w:hAnsi="Cambria" w:cs="Times New Roman"/>
+          <w:kern w:val="0"/>
+          <w:sz w:val="22"/>
+          <w:szCs w:val="22"/>
+          <w14:ligatures w14:val="none"/>
+        </w:rPr>
+      </w:pPr>
+      <w:r>
+        <w:rPr>
+          <w:rFonts w:ascii="Cambria" w:eastAsia="MS Mincho" w:hAnsi="Cambria" w:cs="Times New Roman"/>
+          <w:kern w:val="0"/>
+          <w:sz w:val="22"/>
+          <w:szCs w:val="22"/>
+          <w14:ligatures w14:val="none"/>
+        </w:rPr>
+        <w:t>Какой эффект достигается?</w:t>
+      </w:r>
+    </w:p>
+    <w:p>
+      <w:pPr>
+        <w:spacing w:before="200" w:after="60" w:line="276" w:lineRule="auto"/>
+        <w:rPr>
+          <w:rFonts w:ascii="Cambria" w:eastAsia="MS Mincho" w:hAnsi="Cambria" w:cs="Times New Roman"/>
+          <w:kern w:val="0"/>
+          <w:sz w:val="22"/>
+          <w:szCs w:val="22"/>
+          <w14:ligatures w14:val="none"/>
+        </w:rPr>
+      </w:pPr>
+      <w:r>
+        <w:rPr>
+          <w:rFonts w:ascii="Cambria" w:eastAsia="MS Mincho" w:hAnsi="Cambria" w:cs="Times New Roman"/>
           <w:b/>
-          <w:bCs/>
-          <w:sz w:val="28"/>
-          <w:szCs w:val="28"/>
-        </w:rPr>
-        <w:t xml:space="preserve">Модель коммуникации (Г. </w:t>
-      </w:r>
+          <w:color w:val="2E75B6"/>
+          <w:kern w:val="0"/>
+          <w:szCs w:val="22"/>
+          <w14:ligatures w14:val="none"/>
+        </w:rPr>
+        <w:t>3. Средства коммуникации</w:t>
+      </w:r>
+    </w:p>
+    <w:p>
+      <w:pPr>
+        <w:spacing w:before="120" w:after="40" w:line="276" w:lineRule="auto"/>
+        <w:rPr>
+          <w:rFonts w:ascii="Cambria" w:eastAsia="MS Mincho" w:hAnsi="Cambria" w:cs="Times New Roman"/>
+          <w:kern w:val="0"/>
+          <w:sz w:val="22"/>
+          <w:szCs w:val="22"/>
+          <w14:ligatures w14:val="none"/>
+        </w:rPr>
+      </w:pPr>
+      <w:r>
+        <w:rPr>
+          <w:rFonts w:ascii="Cambria" w:eastAsia="MS Mincho" w:hAnsi="Cambria" w:cs="Times New Roman"/>
+          <w:b/>
+          <w:color w:val="404040"/>
+          <w:kern w:val="0"/>
+          <w:sz w:val="22"/>
+          <w:szCs w:val="22"/>
+          <w14:ligatures w14:val="none"/>
+        </w:rPr>
+        <w:t>Вербальная коммуникация:</w:t>
+      </w:r>
+    </w:p>
+    <w:p>
+      <w:pPr>
+        <w:tabs>
+          <w:tab w:val="num" w:pos="360"/>
+        </w:tabs>
+        <w:spacing w:after="40" w:line="276" w:lineRule="auto"/>
+        <w:ind w:left="720" w:hanging="360"/>
+        <w:contextualSpacing/>
+        <w:rPr>
+          <w:rFonts w:ascii="Cambria" w:eastAsia="MS Mincho" w:hAnsi="Cambria" w:cs="Times New Roman"/>
+          <w:kern w:val="0"/>
+          <w:sz w:val="22"/>
+          <w:szCs w:val="22"/>
+          <w14:ligatures w14:val="none"/>
+        </w:rPr>
+      </w:pPr>
+      <w:r>
+        <w:rPr>
+          <w:rFonts w:ascii="Cambria" w:eastAsia="MS Mincho" w:hAnsi="Cambria" w:cs="Times New Roman"/>
+          <w:kern w:val="0"/>
+          <w:sz w:val="22"/>
+          <w:szCs w:val="22"/>
+          <w14:ligatures w14:val="none"/>
+        </w:rPr>
+        <w:t>Человек воспринимает речь.</w:t>
+      </w:r>
+    </w:p>
+    <w:p>
+      <w:pPr>
+        <w:tabs>
+          <w:tab w:val="num" w:pos="360"/>
+        </w:tabs>
+        <w:spacing w:after="40" w:line="276" w:lineRule="auto"/>
+        <w:ind w:left="720" w:hanging="360"/>
+        <w:contextualSpacing/>
+        <w:rPr>
+          <w:rFonts w:ascii="Cambria" w:eastAsia="MS Mincho" w:hAnsi="Cambria" w:cs="Times New Roman"/>
+          <w:kern w:val="0"/>
+          <w:sz w:val="22"/>
+          <w:szCs w:val="22"/>
+          <w14:ligatures w14:val="none"/>
+        </w:rPr>
+      </w:pPr>
+      <w:r>
+        <w:rPr>
+          <w:rFonts w:ascii="Cambria" w:eastAsia="MS Mincho" w:hAnsi="Cambria" w:cs="Times New Roman"/>
+          <w:kern w:val="0"/>
+          <w:sz w:val="22"/>
+          <w:szCs w:val="22"/>
+          <w14:ligatures w14:val="none"/>
+        </w:rPr>
+        <w:t>Кодируется и декодируется значение и смысл слов, фраз, речевых явлений.</w:t>
+      </w:r>
+    </w:p>
+    <w:p>
+      <w:pPr>
+        <w:tabs>
+          <w:tab w:val="num" w:pos="360"/>
+        </w:tabs>
+        <w:spacing w:after="40" w:line="276" w:lineRule="auto"/>
+        <w:ind w:left="720" w:hanging="360"/>
+        <w:contextualSpacing/>
+        <w:rPr>
+          <w:rFonts w:ascii="Cambria" w:eastAsia="MS Mincho" w:hAnsi="Cambria" w:cs="Times New Roman"/>
+          <w:kern w:val="0"/>
+          <w:sz w:val="22"/>
+          <w:szCs w:val="22"/>
+          <w14:ligatures w14:val="none"/>
+        </w:rPr>
+      </w:pPr>
+      <w:r>
+        <w:rPr>
+          <w:rFonts w:ascii="Cambria" w:eastAsia="MS Mincho" w:hAnsi="Cambria" w:cs="Times New Roman"/>
+          <w:kern w:val="0"/>
+          <w:sz w:val="22"/>
+          <w:szCs w:val="22"/>
+          <w14:ligatures w14:val="none"/>
+        </w:rPr>
+        <w:t>Голос обладает выразительными качествами.</w:t>
+      </w:r>
+    </w:p>
+    <w:p>
+      <w:pPr>
+        <w:spacing w:before="120" w:after="40" w:line="276" w:lineRule="auto"/>
+        <w:rPr>
+          <w:rFonts w:ascii="Cambria" w:eastAsia="MS Mincho" w:hAnsi="Cambria" w:cs="Times New Roman"/>
+          <w:kern w:val="0"/>
+          <w:sz w:val="22"/>
+          <w:szCs w:val="22"/>
+          <w14:ligatures w14:val="none"/>
+        </w:rPr>
+      </w:pPr>
+      <w:r>
+        <w:rPr>
+          <w:rFonts w:ascii="Cambria" w:eastAsia="MS Mincho" w:hAnsi="Cambria" w:cs="Times New Roman"/>
+          <w:b/>
+          <w:color w:val="404040"/>
+          <w:kern w:val="0"/>
+          <w:sz w:val="22"/>
+          <w:szCs w:val="22"/>
+          <w14:ligatures w14:val="none"/>
+        </w:rPr>
+        <w:t>Невербальная коммуникация:</w:t>
+      </w:r>
+    </w:p>
+    <w:p>
+      <w:pPr>
+        <w:tabs>
+          <w:tab w:val="num" w:pos="360"/>
+        </w:tabs>
+        <w:spacing w:after="40" w:line="276" w:lineRule="auto"/>
+        <w:ind w:left="720" w:hanging="360"/>
+        <w:contextualSpacing/>
+        <w:rPr>
+          <w:rFonts w:ascii="Cambria" w:eastAsia="MS Mincho" w:hAnsi="Cambria" w:cs="Times New Roman"/>
+          <w:kern w:val="0"/>
+          <w:sz w:val="22"/>
+          <w:szCs w:val="22"/>
+          <w14:ligatures w14:val="none"/>
+        </w:rPr>
+      </w:pPr>
+      <w:r>
+        <w:rPr>
+          <w:rFonts w:ascii="Cambria" w:eastAsia="MS Mincho" w:hAnsi="Cambria" w:cs="Times New Roman"/>
+          <w:kern w:val="0"/>
+          <w:sz w:val="22"/>
+          <w:szCs w:val="22"/>
+          <w14:ligatures w14:val="none"/>
+        </w:rPr>
+        <w:t>Оптико-кинестическая знаковая система.</w:t>
+      </w:r>
+    </w:p>
+    <w:p>
+      <w:pPr>
+        <w:tabs>
+          <w:tab w:val="num" w:pos="360"/>
+        </w:tabs>
+        <w:spacing w:after="40" w:line="276" w:lineRule="auto"/>
+        <w:ind w:left="720" w:hanging="360"/>
+        <w:contextualSpacing/>
+        <w:rPr>
+          <w:rFonts w:ascii="Cambria" w:eastAsia="MS Mincho" w:hAnsi="Cambria" w:cs="Times New Roman"/>
+          <w:kern w:val="0"/>
+          <w:sz w:val="22"/>
+          <w:szCs w:val="22"/>
+          <w14:ligatures w14:val="none"/>
+        </w:rPr>
+      </w:pPr>
+      <w:r>
+        <w:rPr>
+          <w:rFonts w:ascii="Cambria" w:eastAsia="MS Mincho" w:hAnsi="Cambria" w:cs="Times New Roman"/>
+          <w:kern w:val="0"/>
+          <w:sz w:val="22"/>
+          <w:szCs w:val="22"/>
+          <w14:ligatures w14:val="none"/>
+        </w:rPr>
+        <w:t>Паралингвистическая и экстралингвистическая системы.</w:t>
+      </w:r>
+    </w:p>
+    <w:p>
+      <w:pPr>
+        <w:tabs>
+          <w:tab w:val="num" w:pos="360"/>
+        </w:tabs>
+        <w:spacing w:after="40" w:line="276" w:lineRule="auto"/>
+        <w:ind w:left="720" w:hanging="360"/>
+        <w:contextualSpacing/>
+        <w:rPr>
+          <w:rFonts w:ascii="Cambria" w:eastAsia="MS Mincho" w:hAnsi="Cambria" w:cs="Times New Roman"/>
+          <w:kern w:val="0"/>
+          <w:sz w:val="22"/>
+          <w:szCs w:val="22"/>
+          <w14:ligatures w14:val="none"/>
+        </w:rPr>
+      </w:pPr>
       <w:proofErr w:type="spellStart"/>
       <w:r>
         <w:rPr>
-          <w:rFonts w:ascii="Times New Roman" w:hAnsi="Times New Roman" w:cs="Times New Roman"/>
+          <w:rFonts w:ascii="Cambria" w:eastAsia="MS Mincho" w:hAnsi="Cambria" w:cs="Times New Roman"/>
+          <w:kern w:val="0"/>
+          <w:sz w:val="22"/>
+          <w:szCs w:val="22"/>
+          <w14:ligatures w14:val="none"/>
+        </w:rPr>
+        <w:t>Проксемика</w:t>
+      </w:r>
+      <w:proofErr w:type="spellEnd"/>
+      <w:r>
+        <w:rPr>
+          <w:rFonts w:ascii="Cambria" w:eastAsia="MS Mincho" w:hAnsi="Cambria" w:cs="Times New Roman"/>
+          <w:kern w:val="0"/>
+          <w:sz w:val="22"/>
+          <w:szCs w:val="22"/>
+          <w14:ligatures w14:val="none"/>
+        </w:rPr>
+        <w:t xml:space="preserve"> (пространство и время общения).</w:t>
+      </w:r>
+    </w:p>
+    <w:p>
+      <w:pPr>
+        <w:tabs>
+          <w:tab w:val="num" w:pos="360"/>
+        </w:tabs>
+        <w:spacing w:after="40" w:line="276" w:lineRule="auto"/>
+        <w:ind w:left="720" w:hanging="360"/>
+        <w:contextualSpacing/>
+        <w:rPr>
+          <w:rFonts w:ascii="Cambria" w:eastAsia="MS Mincho" w:hAnsi="Cambria" w:cs="Times New Roman"/>
+          <w:kern w:val="0"/>
+          <w:sz w:val="22"/>
+          <w:szCs w:val="22"/>
+          <w14:ligatures w14:val="none"/>
+        </w:rPr>
+      </w:pPr>
+      <w:r>
+        <w:rPr>
+          <w:rFonts w:ascii="Cambria" w:eastAsia="MS Mincho" w:hAnsi="Cambria" w:cs="Times New Roman"/>
+          <w:kern w:val="0"/>
+          <w:sz w:val="22"/>
+          <w:szCs w:val="22"/>
+          <w14:ligatures w14:val="none"/>
+        </w:rPr>
+        <w:t>Визуальный контакт (контакт глаз).</w:t>
+      </w:r>
+    </w:p>
+    <w:p>
+      <w:pPr>
+        <w:spacing w:before="200" w:after="60" w:line="276" w:lineRule="auto"/>
+        <w:rPr>
+          <w:rFonts w:ascii="Cambria" w:eastAsia="MS Mincho" w:hAnsi="Cambria" w:cs="Times New Roman"/>
+          <w:kern w:val="0"/>
+          <w:sz w:val="22"/>
+          <w:szCs w:val="22"/>
+          <w14:ligatures w14:val="none"/>
+        </w:rPr>
+      </w:pPr>
+      <w:r>
+        <w:rPr>
+          <w:rFonts w:ascii="Cambria" w:eastAsia="MS Mincho" w:hAnsi="Cambria" w:cs="Times New Roman"/>
           <w:b/>
-          <w:bCs/>
-          <w:sz w:val="28"/>
-          <w:szCs w:val="28"/>
-        </w:rPr>
-        <w:t>Лассуэл</w:t>
-      </w:r>
-      <w:proofErr w:type="spellEnd"/>
-      <w:r>
-        <w:rPr>
-          <w:rFonts w:ascii="Times New Roman" w:hAnsi="Times New Roman" w:cs="Times New Roman"/>
+          <w:color w:val="2E75B6"/>
+          <w:kern w:val="0"/>
+          <w:szCs w:val="22"/>
+          <w14:ligatures w14:val="none"/>
+        </w:rPr>
+        <w:t>4. Перцептивная сторона общения</w:t>
+      </w:r>
+    </w:p>
+    <w:p>
+      <w:pPr>
+        <w:tabs>
+          <w:tab w:val="num" w:pos="360"/>
+        </w:tabs>
+        <w:spacing w:after="40" w:line="276" w:lineRule="auto"/>
+        <w:ind w:left="360" w:hanging="360"/>
+        <w:contextualSpacing/>
+        <w:rPr>
+          <w:rFonts w:ascii="Cambria" w:eastAsia="MS Mincho" w:hAnsi="Cambria" w:cs="Times New Roman"/>
+          <w:kern w:val="0"/>
+          <w:sz w:val="22"/>
+          <w:szCs w:val="22"/>
+          <w14:ligatures w14:val="none"/>
+        </w:rPr>
+      </w:pPr>
+      <w:r>
+        <w:rPr>
+          <w:rFonts w:ascii="Cambria" w:eastAsia="MS Mincho" w:hAnsi="Cambria" w:cs="Times New Roman"/>
+          <w:kern w:val="0"/>
+          <w:sz w:val="22"/>
+          <w:szCs w:val="22"/>
+          <w14:ligatures w14:val="none"/>
+        </w:rPr>
+        <w:t>Межличностное восприятие (перцепция) — сложный процесс наблюдения и оценки внешнего вида, психологических особенностей и поведения партнёра.</w:t>
+      </w:r>
+    </w:p>
+    <w:p>
+      <w:pPr>
+        <w:tabs>
+          <w:tab w:val="num" w:pos="360"/>
+        </w:tabs>
+        <w:spacing w:after="40" w:line="276" w:lineRule="auto"/>
+        <w:ind w:left="360" w:hanging="360"/>
+        <w:contextualSpacing/>
+        <w:rPr>
+          <w:rFonts w:ascii="Cambria" w:eastAsia="MS Mincho" w:hAnsi="Cambria" w:cs="Times New Roman"/>
+          <w:kern w:val="0"/>
+          <w:sz w:val="22"/>
+          <w:szCs w:val="22"/>
+          <w14:ligatures w14:val="none"/>
+        </w:rPr>
+      </w:pPr>
+      <w:r>
+        <w:rPr>
+          <w:rFonts w:ascii="Cambria" w:eastAsia="MS Mincho" w:hAnsi="Cambria" w:cs="Times New Roman"/>
+          <w:kern w:val="0"/>
+          <w:sz w:val="22"/>
+          <w:szCs w:val="22"/>
+          <w14:ligatures w14:val="none"/>
+        </w:rPr>
+        <w:t>Формируется отношение к партнёру и образуется совместная деятельность на основе взаимоотношений.</w:t>
+      </w:r>
+    </w:p>
+    <w:p>
+      <w:pPr>
+        <w:spacing w:before="120" w:after="40" w:line="276" w:lineRule="auto"/>
+        <w:rPr>
+          <w:rFonts w:ascii="Cambria" w:eastAsia="MS Mincho" w:hAnsi="Cambria" w:cs="Times New Roman"/>
+          <w:kern w:val="0"/>
+          <w:sz w:val="22"/>
+          <w:szCs w:val="22"/>
+          <w14:ligatures w14:val="none"/>
+        </w:rPr>
+      </w:pPr>
+      <w:r>
+        <w:rPr>
+          <w:rFonts w:ascii="Cambria" w:eastAsia="MS Mincho" w:hAnsi="Cambria" w:cs="Times New Roman"/>
           <w:b/>
-          <w:bCs/>
-          <w:sz w:val="28"/>
-          <w:szCs w:val="28"/>
-        </w:rPr>
-        <w:t>)</w:t>
-      </w:r>
-    </w:p>
-    <w:p>
-      <w:pPr>
-        <w:pStyle w:val="a7"/>
-        <w:numPr>
-          <w:ilvl w:val="0"/>
-          <w:numId w:val="1"/>
-        </w:numPr>
-        <w:spacing w:after="0" w:line="360" w:lineRule="auto"/>
-        <w:ind w:left="0" w:firstLine="0"/>
-        <w:jc w:val="both"/>
-        <w:rPr>
-          <w:rFonts w:ascii="Times New Roman" w:hAnsi="Times New Roman" w:cs="Times New Roman"/>
-          <w:sz w:val="28"/>
-          <w:szCs w:val="28"/>
-        </w:rPr>
-      </w:pPr>
-      <w:r>
-        <w:rPr>
-          <w:rFonts w:ascii="Times New Roman" w:hAnsi="Times New Roman" w:cs="Times New Roman"/>
-          <w:sz w:val="28"/>
-          <w:szCs w:val="28"/>
-        </w:rPr>
-        <w:t>Кто? – Коммуникатор</w:t>
-      </w:r>
-    </w:p>
-    <w:p>
-      <w:pPr>
-        <w:pStyle w:val="a7"/>
-        <w:numPr>
-          <w:ilvl w:val="0"/>
-          <w:numId w:val="1"/>
-        </w:numPr>
-        <w:spacing w:after="0" w:line="360" w:lineRule="auto"/>
-        <w:ind w:left="0" w:firstLine="0"/>
-        <w:jc w:val="both"/>
-        <w:rPr>
-          <w:rFonts w:ascii="Times New Roman" w:hAnsi="Times New Roman" w:cs="Times New Roman"/>
-          <w:sz w:val="28"/>
-          <w:szCs w:val="28"/>
-        </w:rPr>
-      </w:pPr>
-      <w:r>
-        <w:rPr>
-          <w:rFonts w:ascii="Times New Roman" w:hAnsi="Times New Roman" w:cs="Times New Roman"/>
-          <w:sz w:val="28"/>
-          <w:szCs w:val="28"/>
-        </w:rPr>
-        <w:t>Что? – Сообщение</w:t>
-      </w:r>
-    </w:p>
-    <w:p>
-      <w:pPr>
-        <w:pStyle w:val="a7"/>
-        <w:numPr>
-          <w:ilvl w:val="0"/>
-          <w:numId w:val="1"/>
-        </w:numPr>
-        <w:spacing w:after="0" w:line="360" w:lineRule="auto"/>
-        <w:ind w:left="0" w:firstLine="0"/>
-        <w:jc w:val="both"/>
-        <w:rPr>
-          <w:rFonts w:ascii="Times New Roman" w:hAnsi="Times New Roman" w:cs="Times New Roman"/>
-          <w:sz w:val="28"/>
-          <w:szCs w:val="28"/>
-        </w:rPr>
-      </w:pPr>
-      <w:r>
-        <w:rPr>
-          <w:rFonts w:ascii="Times New Roman" w:hAnsi="Times New Roman" w:cs="Times New Roman"/>
-          <w:sz w:val="28"/>
-          <w:szCs w:val="28"/>
-        </w:rPr>
-        <w:t>Как? – Канал</w:t>
-      </w:r>
-    </w:p>
-    <w:p>
-      <w:pPr>
-        <w:pStyle w:val="a7"/>
-        <w:numPr>
-          <w:ilvl w:val="0"/>
-          <w:numId w:val="1"/>
-        </w:numPr>
-        <w:spacing w:after="0" w:line="360" w:lineRule="auto"/>
-        <w:ind w:left="0" w:firstLine="0"/>
-        <w:jc w:val="both"/>
-        <w:rPr>
-          <w:rFonts w:ascii="Times New Roman" w:hAnsi="Times New Roman" w:cs="Times New Roman"/>
-          <w:sz w:val="28"/>
-          <w:szCs w:val="28"/>
-        </w:rPr>
-      </w:pPr>
-      <w:r>
-        <w:rPr>
-          <w:rFonts w:ascii="Times New Roman" w:hAnsi="Times New Roman" w:cs="Times New Roman"/>
-          <w:sz w:val="28"/>
-          <w:szCs w:val="28"/>
-        </w:rPr>
-        <w:t xml:space="preserve">Кому? – </w:t>
-      </w:r>
-      <w:r>
-        <w:rPr>
-          <w:rFonts w:ascii="Times New Roman" w:hAnsi="Times New Roman" w:cs="Times New Roman"/>
-          <w:sz w:val="28"/>
-          <w:szCs w:val="28"/>
-        </w:rPr>
-        <w:t>Аудитория</w:t>
-      </w:r>
-    </w:p>
-    <w:p>
-      <w:pPr>
-        <w:pStyle w:val="a7"/>
-        <w:numPr>
-          <w:ilvl w:val="0"/>
-          <w:numId w:val="1"/>
-        </w:numPr>
-        <w:spacing w:after="0" w:line="360" w:lineRule="auto"/>
-        <w:ind w:left="0" w:firstLine="0"/>
-        <w:jc w:val="both"/>
-        <w:rPr>
-          <w:rFonts w:ascii="Times New Roman" w:hAnsi="Times New Roman" w:cs="Times New Roman"/>
-          <w:sz w:val="28"/>
-          <w:szCs w:val="28"/>
-        </w:rPr>
-      </w:pPr>
-      <w:r>
-        <w:rPr>
-          <w:rFonts w:ascii="Times New Roman" w:hAnsi="Times New Roman" w:cs="Times New Roman"/>
-          <w:sz w:val="28"/>
-          <w:szCs w:val="28"/>
-        </w:rPr>
-        <w:t>С каким эффектом?</w:t>
-      </w:r>
-      <w:r>
-        <w:rPr>
-          <w:rFonts w:ascii="Times New Roman" w:hAnsi="Times New Roman" w:cs="Times New Roman"/>
-          <w:sz w:val="28"/>
-          <w:szCs w:val="28"/>
-        </w:rPr>
-        <w:t xml:space="preserve"> – Эффективность</w:t>
-      </w:r>
-    </w:p>
-    <w:p>
-      <w:pPr>
-        <w:pStyle w:val="a7"/>
-        <w:spacing w:after="0" w:line="360" w:lineRule="auto"/>
-        <w:ind w:left="0"/>
-        <w:jc w:val="both"/>
-        <w:rPr>
-          <w:rFonts w:ascii="Times New Roman" w:hAnsi="Times New Roman" w:cs="Times New Roman"/>
-          <w:sz w:val="28"/>
-          <w:szCs w:val="28"/>
-        </w:rPr>
-      </w:pPr>
-    </w:p>
-    <w:p>
-      <w:pPr>
-        <w:spacing w:after="0" w:line="360" w:lineRule="auto"/>
-        <w:jc w:val="both"/>
-        <w:rPr>
-          <w:rFonts w:ascii="Times New Roman" w:hAnsi="Times New Roman" w:cs="Times New Roman"/>
-          <w:sz w:val="28"/>
-          <w:szCs w:val="28"/>
-        </w:rPr>
-      </w:pPr>
-    </w:p>
-    <w:p>
-      <w:pPr>
-        <w:spacing w:after="0" w:line="360" w:lineRule="auto"/>
-        <w:jc w:val="both"/>
-        <w:rPr>
-          <w:rFonts w:ascii="Times New Roman" w:hAnsi="Times New Roman" w:cs="Times New Roman"/>
-          <w:sz w:val="28"/>
-          <w:szCs w:val="28"/>
-        </w:rPr>
-      </w:pPr>
-    </w:p>
+          <w:color w:val="404040"/>
+          <w:kern w:val="0"/>
+          <w:sz w:val="22"/>
+          <w:szCs w:val="22"/>
+          <w14:ligatures w14:val="none"/>
+        </w:rPr>
+        <w:t>Механизмы межличностного восприятия:</w:t>
+      </w:r>
+    </w:p>
+    <w:p>
+      <w:pPr>
+        <w:tabs>
+          <w:tab w:val="num" w:pos="360"/>
+        </w:tabs>
+        <w:spacing w:after="40" w:line="276" w:lineRule="auto"/>
+        <w:ind w:left="720" w:hanging="360"/>
+        <w:contextualSpacing/>
+        <w:rPr>
+          <w:rFonts w:ascii="Cambria" w:eastAsia="MS Mincho" w:hAnsi="Cambria" w:cs="Times New Roman"/>
+          <w:kern w:val="0"/>
+          <w:sz w:val="22"/>
+          <w:szCs w:val="22"/>
+          <w14:ligatures w14:val="none"/>
+        </w:rPr>
+      </w:pPr>
+      <w:r>
+        <w:rPr>
+          <w:rFonts w:ascii="Cambria" w:eastAsia="MS Mincho" w:hAnsi="Cambria" w:cs="Times New Roman"/>
+          <w:kern w:val="0"/>
+          <w:sz w:val="22"/>
+          <w:szCs w:val="22"/>
+          <w14:ligatures w14:val="none"/>
+        </w:rPr>
+        <w:t>Идентификация.</w:t>
+      </w:r>
+    </w:p>
+    <w:p>
+      <w:pPr>
+        <w:tabs>
+          <w:tab w:val="num" w:pos="360"/>
+        </w:tabs>
+        <w:spacing w:after="40" w:line="276" w:lineRule="auto"/>
+        <w:ind w:left="720" w:hanging="360"/>
+        <w:contextualSpacing/>
+        <w:rPr>
+          <w:rFonts w:ascii="Cambria" w:eastAsia="MS Mincho" w:hAnsi="Cambria" w:cs="Times New Roman"/>
+          <w:kern w:val="0"/>
+          <w:sz w:val="22"/>
+          <w:szCs w:val="22"/>
+          <w14:ligatures w14:val="none"/>
+        </w:rPr>
+      </w:pPr>
+      <w:r>
+        <w:rPr>
+          <w:rFonts w:ascii="Cambria" w:eastAsia="MS Mincho" w:hAnsi="Cambria" w:cs="Times New Roman"/>
+          <w:kern w:val="0"/>
+          <w:sz w:val="22"/>
+          <w:szCs w:val="22"/>
+          <w14:ligatures w14:val="none"/>
+        </w:rPr>
+        <w:t>Эмпатия.</w:t>
+      </w:r>
+    </w:p>
+    <w:p>
+      <w:pPr>
+        <w:tabs>
+          <w:tab w:val="num" w:pos="360"/>
+        </w:tabs>
+        <w:spacing w:after="40" w:line="276" w:lineRule="auto"/>
+        <w:ind w:left="720" w:hanging="360"/>
+        <w:contextualSpacing/>
+        <w:rPr>
+          <w:rFonts w:ascii="Cambria" w:eastAsia="MS Mincho" w:hAnsi="Cambria" w:cs="Times New Roman"/>
+          <w:kern w:val="0"/>
+          <w:sz w:val="22"/>
+          <w:szCs w:val="22"/>
+          <w14:ligatures w14:val="none"/>
+        </w:rPr>
+      </w:pPr>
+      <w:r>
+        <w:rPr>
+          <w:rFonts w:ascii="Cambria" w:eastAsia="MS Mincho" w:hAnsi="Cambria" w:cs="Times New Roman"/>
+          <w:kern w:val="0"/>
+          <w:sz w:val="22"/>
+          <w:szCs w:val="22"/>
+          <w14:ligatures w14:val="none"/>
+        </w:rPr>
+        <w:t>Рефлексия.</w:t>
+      </w:r>
+    </w:p>
+    <w:p>
+      <w:pPr>
+        <w:tabs>
+          <w:tab w:val="num" w:pos="360"/>
+        </w:tabs>
+        <w:spacing w:after="40" w:line="276" w:lineRule="auto"/>
+        <w:ind w:left="720" w:hanging="360"/>
+        <w:contextualSpacing/>
+        <w:rPr>
+          <w:rFonts w:ascii="Cambria" w:eastAsia="MS Mincho" w:hAnsi="Cambria" w:cs="Times New Roman"/>
+          <w:kern w:val="0"/>
+          <w:sz w:val="22"/>
+          <w:szCs w:val="22"/>
+          <w14:ligatures w14:val="none"/>
+        </w:rPr>
+      </w:pPr>
+      <w:r>
+        <w:rPr>
+          <w:rFonts w:ascii="Cambria" w:eastAsia="MS Mincho" w:hAnsi="Cambria" w:cs="Times New Roman"/>
+          <w:kern w:val="0"/>
+          <w:sz w:val="22"/>
+          <w:szCs w:val="22"/>
+          <w14:ligatures w14:val="none"/>
+        </w:rPr>
+        <w:t>Стереотипизация.</w:t>
+      </w:r>
+    </w:p>
+    <w:p>
+      <w:pPr>
+        <w:tabs>
+          <w:tab w:val="num" w:pos="360"/>
+        </w:tabs>
+        <w:spacing w:after="40" w:line="276" w:lineRule="auto"/>
+        <w:ind w:left="720" w:hanging="360"/>
+        <w:contextualSpacing/>
+        <w:rPr>
+          <w:rFonts w:ascii="Cambria" w:eastAsia="MS Mincho" w:hAnsi="Cambria" w:cs="Times New Roman"/>
+          <w:kern w:val="0"/>
+          <w:sz w:val="22"/>
+          <w:szCs w:val="22"/>
+          <w14:ligatures w14:val="none"/>
+        </w:rPr>
+      </w:pPr>
+      <w:r>
+        <w:rPr>
+          <w:rFonts w:ascii="Cambria" w:eastAsia="MS Mincho" w:hAnsi="Cambria" w:cs="Times New Roman"/>
+          <w:kern w:val="0"/>
+          <w:sz w:val="22"/>
+          <w:szCs w:val="22"/>
+          <w14:ligatures w14:val="none"/>
+        </w:rPr>
+        <w:t>Каузальная атрибуция.</w:t>
+      </w:r>
+    </w:p>
+    <w:p>
+      <w:pPr>
+        <w:tabs>
+          <w:tab w:val="num" w:pos="360"/>
+        </w:tabs>
+        <w:spacing w:after="40" w:line="276" w:lineRule="auto"/>
+        <w:ind w:left="720" w:hanging="360"/>
+        <w:contextualSpacing/>
+        <w:rPr>
+          <w:rFonts w:ascii="Cambria" w:eastAsia="MS Mincho" w:hAnsi="Cambria" w:cs="Times New Roman"/>
+          <w:kern w:val="0"/>
+          <w:sz w:val="22"/>
+          <w:szCs w:val="22"/>
+          <w14:ligatures w14:val="none"/>
+        </w:rPr>
+      </w:pPr>
+      <w:r>
+        <w:rPr>
+          <w:rFonts w:ascii="Cambria" w:eastAsia="MS Mincho" w:hAnsi="Cambria" w:cs="Times New Roman"/>
+          <w:kern w:val="0"/>
+          <w:sz w:val="22"/>
+          <w:szCs w:val="22"/>
+          <w14:ligatures w14:val="none"/>
+        </w:rPr>
+        <w:t>Межличностная аттракция.</w:t>
+      </w:r>
+    </w:p>
+    <w:p>
+      <w:pPr>
+        <w:spacing w:before="120" w:after="40" w:line="276" w:lineRule="auto"/>
+        <w:rPr>
+          <w:rFonts w:ascii="Cambria" w:eastAsia="MS Mincho" w:hAnsi="Cambria" w:cs="Times New Roman"/>
+          <w:kern w:val="0"/>
+          <w:sz w:val="22"/>
+          <w:szCs w:val="22"/>
+          <w14:ligatures w14:val="none"/>
+        </w:rPr>
+      </w:pPr>
+      <w:r>
+        <w:rPr>
+          <w:rFonts w:ascii="Cambria" w:eastAsia="MS Mincho" w:hAnsi="Cambria" w:cs="Times New Roman"/>
+          <w:b/>
+          <w:color w:val="404040"/>
+          <w:kern w:val="0"/>
+          <w:sz w:val="22"/>
+          <w:szCs w:val="22"/>
+          <w14:ligatures w14:val="none"/>
+        </w:rPr>
+        <w:t>Эффекты механизма стереотипизации:</w:t>
+      </w:r>
+    </w:p>
+    <w:p>
+      <w:pPr>
+        <w:tabs>
+          <w:tab w:val="num" w:pos="360"/>
+        </w:tabs>
+        <w:spacing w:after="40" w:line="276" w:lineRule="auto"/>
+        <w:ind w:left="720" w:hanging="360"/>
+        <w:contextualSpacing/>
+        <w:rPr>
+          <w:rFonts w:ascii="Cambria" w:eastAsia="MS Mincho" w:hAnsi="Cambria" w:cs="Times New Roman"/>
+          <w:kern w:val="0"/>
+          <w:sz w:val="22"/>
+          <w:szCs w:val="22"/>
+          <w14:ligatures w14:val="none"/>
+        </w:rPr>
+      </w:pPr>
+      <w:r>
+        <w:rPr>
+          <w:rFonts w:ascii="Cambria" w:eastAsia="MS Mincho" w:hAnsi="Cambria" w:cs="Times New Roman"/>
+          <w:kern w:val="0"/>
+          <w:sz w:val="22"/>
+          <w:szCs w:val="22"/>
+          <w14:ligatures w14:val="none"/>
+        </w:rPr>
+        <w:t>Эффект ореола.</w:t>
+      </w:r>
+    </w:p>
+    <w:p>
+      <w:pPr>
+        <w:tabs>
+          <w:tab w:val="num" w:pos="360"/>
+        </w:tabs>
+        <w:spacing w:after="40" w:line="276" w:lineRule="auto"/>
+        <w:ind w:left="720" w:hanging="360"/>
+        <w:contextualSpacing/>
+        <w:rPr>
+          <w:rFonts w:ascii="Cambria" w:eastAsia="MS Mincho" w:hAnsi="Cambria" w:cs="Times New Roman"/>
+          <w:kern w:val="0"/>
+          <w:sz w:val="22"/>
+          <w:szCs w:val="22"/>
+          <w14:ligatures w14:val="none"/>
+        </w:rPr>
+      </w:pPr>
+      <w:r>
+        <w:rPr>
+          <w:rFonts w:ascii="Cambria" w:eastAsia="MS Mincho" w:hAnsi="Cambria" w:cs="Times New Roman"/>
+          <w:kern w:val="0"/>
+          <w:sz w:val="22"/>
+          <w:szCs w:val="22"/>
+          <w14:ligatures w14:val="none"/>
+        </w:rPr>
+        <w:t>Эффект первичности.</w:t>
+      </w:r>
+    </w:p>
+    <w:p>
+      <w:pPr>
+        <w:tabs>
+          <w:tab w:val="num" w:pos="360"/>
+        </w:tabs>
+        <w:spacing w:after="40" w:line="276" w:lineRule="auto"/>
+        <w:ind w:left="720" w:hanging="360"/>
+        <w:contextualSpacing/>
+        <w:rPr>
+          <w:rFonts w:ascii="Cambria" w:eastAsia="MS Mincho" w:hAnsi="Cambria" w:cs="Times New Roman"/>
+          <w:kern w:val="0"/>
+          <w:sz w:val="22"/>
+          <w:szCs w:val="22"/>
+          <w14:ligatures w14:val="none"/>
+        </w:rPr>
+      </w:pPr>
+      <w:r>
+        <w:rPr>
+          <w:rFonts w:ascii="Cambria" w:eastAsia="MS Mincho" w:hAnsi="Cambria" w:cs="Times New Roman"/>
+          <w:kern w:val="0"/>
+          <w:sz w:val="22"/>
+          <w:szCs w:val="22"/>
+          <w14:ligatures w14:val="none"/>
+        </w:rPr>
+        <w:t>Эффект снисходительности.</w:t>
+      </w:r>
+    </w:p>
+    <w:p>
+      <w:pPr>
+        <w:spacing w:before="200" w:after="60" w:line="276" w:lineRule="auto"/>
+        <w:rPr>
+          <w:rFonts w:ascii="Cambria" w:eastAsia="MS Mincho" w:hAnsi="Cambria" w:cs="Times New Roman"/>
+          <w:kern w:val="0"/>
+          <w:sz w:val="22"/>
+          <w:szCs w:val="22"/>
+          <w14:ligatures w14:val="none"/>
+        </w:rPr>
+      </w:pPr>
+      <w:r>
+        <w:rPr>
+          <w:rFonts w:ascii="Cambria" w:eastAsia="MS Mincho" w:hAnsi="Cambria" w:cs="Times New Roman"/>
+          <w:b/>
+          <w:color w:val="2E75B6"/>
+          <w:kern w:val="0"/>
+          <w:szCs w:val="22"/>
+          <w14:ligatures w14:val="none"/>
+        </w:rPr>
+        <w:t>5. Интерактивная сторона общения</w:t>
+      </w:r>
+    </w:p>
+    <w:p>
+      <w:pPr>
+        <w:spacing w:before="120" w:after="40" w:line="276" w:lineRule="auto"/>
+        <w:rPr>
+          <w:rFonts w:ascii="Cambria" w:eastAsia="MS Mincho" w:hAnsi="Cambria" w:cs="Times New Roman"/>
+          <w:kern w:val="0"/>
+          <w:sz w:val="22"/>
+          <w:szCs w:val="22"/>
+          <w14:ligatures w14:val="none"/>
+        </w:rPr>
+      </w:pPr>
+      <w:r>
+        <w:rPr>
+          <w:rFonts w:ascii="Cambria" w:eastAsia="MS Mincho" w:hAnsi="Cambria" w:cs="Times New Roman"/>
+          <w:b/>
+          <w:color w:val="404040"/>
+          <w:kern w:val="0"/>
+          <w:sz w:val="22"/>
+          <w:szCs w:val="22"/>
+          <w14:ligatures w14:val="none"/>
+        </w:rPr>
+        <w:t>Три основные позиции:</w:t>
+      </w:r>
+    </w:p>
+    <w:p>
+      <w:pPr>
+        <w:tabs>
+          <w:tab w:val="num" w:pos="360"/>
+        </w:tabs>
+        <w:spacing w:after="40" w:line="276" w:lineRule="auto"/>
+        <w:ind w:left="720" w:hanging="360"/>
+        <w:contextualSpacing/>
+        <w:rPr>
+          <w:rFonts w:ascii="Cambria" w:eastAsia="MS Mincho" w:hAnsi="Cambria" w:cs="Times New Roman"/>
+          <w:kern w:val="0"/>
+          <w:sz w:val="22"/>
+          <w:szCs w:val="22"/>
+          <w14:ligatures w14:val="none"/>
+        </w:rPr>
+      </w:pPr>
+      <w:r>
+        <w:rPr>
+          <w:rFonts w:ascii="Cambria" w:eastAsia="MS Mincho" w:hAnsi="Cambria" w:cs="Times New Roman"/>
+          <w:kern w:val="0"/>
+          <w:sz w:val="22"/>
+          <w:szCs w:val="22"/>
+          <w14:ligatures w14:val="none"/>
+        </w:rPr>
+        <w:t>Ребёнок — позиция снизу.</w:t>
+      </w:r>
+    </w:p>
+    <w:p>
+      <w:pPr>
+        <w:tabs>
+          <w:tab w:val="num" w:pos="360"/>
+        </w:tabs>
+        <w:spacing w:after="40" w:line="276" w:lineRule="auto"/>
+        <w:ind w:left="720" w:hanging="360"/>
+        <w:contextualSpacing/>
+        <w:rPr>
+          <w:rFonts w:ascii="Cambria" w:eastAsia="MS Mincho" w:hAnsi="Cambria" w:cs="Times New Roman"/>
+          <w:kern w:val="0"/>
+          <w:sz w:val="22"/>
+          <w:szCs w:val="22"/>
+          <w14:ligatures w14:val="none"/>
+        </w:rPr>
+      </w:pPr>
+      <w:r>
+        <w:rPr>
+          <w:rFonts w:ascii="Cambria" w:eastAsia="MS Mincho" w:hAnsi="Cambria" w:cs="Times New Roman"/>
+          <w:kern w:val="0"/>
+          <w:sz w:val="22"/>
+          <w:szCs w:val="22"/>
+          <w14:ligatures w14:val="none"/>
+        </w:rPr>
+        <w:t>Родитель — позиция сверху.</w:t>
+      </w:r>
+    </w:p>
+    <w:p>
+      <w:pPr>
+        <w:tabs>
+          <w:tab w:val="num" w:pos="360"/>
+        </w:tabs>
+        <w:spacing w:after="40" w:line="276" w:lineRule="auto"/>
+        <w:ind w:left="720" w:hanging="360"/>
+        <w:contextualSpacing/>
+        <w:rPr>
+          <w:rFonts w:ascii="Cambria" w:eastAsia="MS Mincho" w:hAnsi="Cambria" w:cs="Times New Roman"/>
+          <w:kern w:val="0"/>
+          <w:sz w:val="22"/>
+          <w:szCs w:val="22"/>
+          <w14:ligatures w14:val="none"/>
+        </w:rPr>
+      </w:pPr>
+      <w:r>
+        <w:rPr>
+          <w:rFonts w:ascii="Cambria" w:eastAsia="MS Mincho" w:hAnsi="Cambria" w:cs="Times New Roman"/>
+          <w:kern w:val="0"/>
+          <w:sz w:val="22"/>
+          <w:szCs w:val="22"/>
+          <w14:ligatures w14:val="none"/>
+        </w:rPr>
+        <w:t>Взрослый — равнозначное сотрудничество.</w:t>
+      </w:r>
+    </w:p>
+    <w:p>
+      <w:pPr>
+        <w:spacing w:before="120" w:after="40" w:line="276" w:lineRule="auto"/>
+        <w:rPr>
+          <w:rFonts w:ascii="Cambria" w:eastAsia="MS Mincho" w:hAnsi="Cambria" w:cs="Times New Roman"/>
+          <w:kern w:val="0"/>
+          <w:sz w:val="22"/>
+          <w:szCs w:val="22"/>
+          <w14:ligatures w14:val="none"/>
+        </w:rPr>
+      </w:pPr>
+      <w:r>
+        <w:rPr>
+          <w:rFonts w:ascii="Cambria" w:eastAsia="MS Mincho" w:hAnsi="Cambria" w:cs="Times New Roman"/>
+          <w:b/>
+          <w:color w:val="404040"/>
+          <w:kern w:val="0"/>
+          <w:sz w:val="22"/>
+          <w:szCs w:val="22"/>
+          <w14:ligatures w14:val="none"/>
+        </w:rPr>
+        <w:t>Психологическое влияние:</w:t>
+      </w:r>
+    </w:p>
+    <w:p>
+      <w:pPr>
+        <w:tabs>
+          <w:tab w:val="num" w:pos="360"/>
+        </w:tabs>
+        <w:spacing w:after="40" w:line="276" w:lineRule="auto"/>
+        <w:ind w:left="720" w:hanging="360"/>
+        <w:contextualSpacing/>
+        <w:rPr>
+          <w:rFonts w:ascii="Cambria" w:eastAsia="MS Mincho" w:hAnsi="Cambria" w:cs="Times New Roman"/>
+          <w:kern w:val="0"/>
+          <w:sz w:val="22"/>
+          <w:szCs w:val="22"/>
+          <w14:ligatures w14:val="none"/>
+        </w:rPr>
+      </w:pPr>
+      <w:r>
+        <w:rPr>
+          <w:rFonts w:ascii="Cambria" w:eastAsia="MS Mincho" w:hAnsi="Cambria" w:cs="Times New Roman"/>
+          <w:kern w:val="0"/>
+          <w:sz w:val="22"/>
+          <w:szCs w:val="22"/>
+          <w14:ligatures w14:val="none"/>
+        </w:rPr>
+        <w:lastRenderedPageBreak/>
+        <w:t>Убеждение.</w:t>
+      </w:r>
+    </w:p>
+    <w:p>
+      <w:pPr>
+        <w:tabs>
+          <w:tab w:val="num" w:pos="360"/>
+        </w:tabs>
+        <w:spacing w:after="40" w:line="276" w:lineRule="auto"/>
+        <w:ind w:left="720" w:hanging="360"/>
+        <w:contextualSpacing/>
+        <w:rPr>
+          <w:rFonts w:ascii="Cambria" w:eastAsia="MS Mincho" w:hAnsi="Cambria" w:cs="Times New Roman"/>
+          <w:kern w:val="0"/>
+          <w:sz w:val="22"/>
+          <w:szCs w:val="22"/>
+          <w14:ligatures w14:val="none"/>
+        </w:rPr>
+      </w:pPr>
+      <w:r>
+        <w:rPr>
+          <w:rFonts w:ascii="Cambria" w:eastAsia="MS Mincho" w:hAnsi="Cambria" w:cs="Times New Roman"/>
+          <w:kern w:val="0"/>
+          <w:sz w:val="22"/>
+          <w:szCs w:val="22"/>
+          <w14:ligatures w14:val="none"/>
+        </w:rPr>
+        <w:t>Внушение.</w:t>
+      </w:r>
+    </w:p>
+    <w:p>
+      <w:pPr>
+        <w:tabs>
+          <w:tab w:val="num" w:pos="360"/>
+        </w:tabs>
+        <w:spacing w:after="40" w:line="276" w:lineRule="auto"/>
+        <w:ind w:left="720" w:hanging="360"/>
+        <w:contextualSpacing/>
+        <w:rPr>
+          <w:rFonts w:ascii="Cambria" w:eastAsia="MS Mincho" w:hAnsi="Cambria" w:cs="Times New Roman"/>
+          <w:kern w:val="0"/>
+          <w:sz w:val="22"/>
+          <w:szCs w:val="22"/>
+          <w14:ligatures w14:val="none"/>
+        </w:rPr>
+      </w:pPr>
+      <w:r>
+        <w:rPr>
+          <w:rFonts w:ascii="Cambria" w:eastAsia="MS Mincho" w:hAnsi="Cambria" w:cs="Times New Roman"/>
+          <w:kern w:val="0"/>
+          <w:sz w:val="22"/>
+          <w:szCs w:val="22"/>
+          <w14:ligatures w14:val="none"/>
+        </w:rPr>
+        <w:t>Игнорирование.</w:t>
+      </w:r>
+    </w:p>
+    <w:p>
+      <w:pPr>
+        <w:tabs>
+          <w:tab w:val="num" w:pos="360"/>
+        </w:tabs>
+        <w:spacing w:after="40" w:line="276" w:lineRule="auto"/>
+        <w:ind w:left="720" w:hanging="360"/>
+        <w:contextualSpacing/>
+        <w:rPr>
+          <w:rFonts w:ascii="Cambria" w:eastAsia="MS Mincho" w:hAnsi="Cambria" w:cs="Times New Roman"/>
+          <w:kern w:val="0"/>
+          <w:sz w:val="22"/>
+          <w:szCs w:val="22"/>
+          <w14:ligatures w14:val="none"/>
+        </w:rPr>
+      </w:pPr>
+      <w:r>
+        <w:rPr>
+          <w:rFonts w:ascii="Cambria" w:eastAsia="MS Mincho" w:hAnsi="Cambria" w:cs="Times New Roman"/>
+          <w:kern w:val="0"/>
+          <w:sz w:val="22"/>
+          <w:szCs w:val="22"/>
+          <w14:ligatures w14:val="none"/>
+        </w:rPr>
+        <w:t>Манипуляция.</w:t>
+      </w:r>
+    </w:p>
+    <w:p>
+      <w:pPr>
+        <w:spacing w:before="120" w:after="40" w:line="276" w:lineRule="auto"/>
+        <w:rPr>
+          <w:rFonts w:ascii="Cambria" w:eastAsia="MS Mincho" w:hAnsi="Cambria" w:cs="Times New Roman"/>
+          <w:kern w:val="0"/>
+          <w:sz w:val="22"/>
+          <w:szCs w:val="22"/>
+          <w14:ligatures w14:val="none"/>
+        </w:rPr>
+      </w:pPr>
+      <w:r>
+        <w:rPr>
+          <w:rFonts w:ascii="Cambria" w:eastAsia="MS Mincho" w:hAnsi="Cambria" w:cs="Times New Roman"/>
+          <w:b/>
+          <w:color w:val="404040"/>
+          <w:kern w:val="0"/>
+          <w:sz w:val="22"/>
+          <w:szCs w:val="22"/>
+          <w14:ligatures w14:val="none"/>
+        </w:rPr>
+        <w:t>Типы взаимоотношений:</w:t>
+      </w:r>
+    </w:p>
+    <w:p>
+      <w:pPr>
+        <w:tabs>
+          <w:tab w:val="num" w:pos="360"/>
+        </w:tabs>
+        <w:spacing w:after="40" w:line="276" w:lineRule="auto"/>
+        <w:ind w:left="720" w:hanging="360"/>
+        <w:contextualSpacing/>
+        <w:rPr>
+          <w:rFonts w:ascii="Cambria" w:eastAsia="MS Mincho" w:hAnsi="Cambria" w:cs="Times New Roman"/>
+          <w:kern w:val="0"/>
+          <w:sz w:val="22"/>
+          <w:szCs w:val="22"/>
+          <w14:ligatures w14:val="none"/>
+        </w:rPr>
+      </w:pPr>
+      <w:r>
+        <w:rPr>
+          <w:rFonts w:ascii="Cambria" w:eastAsia="MS Mincho" w:hAnsi="Cambria" w:cs="Times New Roman"/>
+          <w:kern w:val="0"/>
+          <w:sz w:val="22"/>
+          <w:szCs w:val="22"/>
+          <w14:ligatures w14:val="none"/>
+        </w:rPr>
+        <w:t>Кооперация.</w:t>
+      </w:r>
+    </w:p>
+    <w:p>
+      <w:pPr>
+        <w:tabs>
+          <w:tab w:val="num" w:pos="360"/>
+        </w:tabs>
+        <w:spacing w:after="40" w:line="276" w:lineRule="auto"/>
+        <w:ind w:left="720" w:hanging="360"/>
+        <w:contextualSpacing/>
+        <w:rPr>
+          <w:rFonts w:ascii="Cambria" w:eastAsia="MS Mincho" w:hAnsi="Cambria" w:cs="Times New Roman"/>
+          <w:kern w:val="0"/>
+          <w:sz w:val="22"/>
+          <w:szCs w:val="22"/>
+          <w14:ligatures w14:val="none"/>
+        </w:rPr>
+      </w:pPr>
+      <w:r>
+        <w:rPr>
+          <w:rFonts w:ascii="Cambria" w:eastAsia="MS Mincho" w:hAnsi="Cambria" w:cs="Times New Roman"/>
+          <w:kern w:val="0"/>
+          <w:sz w:val="22"/>
+          <w:szCs w:val="22"/>
+          <w14:ligatures w14:val="none"/>
+        </w:rPr>
+        <w:t>Конкуренция.</w:t>
+      </w:r>
+    </w:p>
+    <w:p/>
     <w:sectPr>
       <w:pgSz w:w="11906" w:h="16838"/>
       <w:pgMar w:top="1134" w:right="850" w:bottom="1134" w:left="1701" w:header="708" w:footer="708" w:gutter="0"/>
@@ -953,7 +1921,6 @@
   <w:style w:type="character" w:default="1" w:styleId="a0">
     <w:name w:val="Default Paragraph Font"/>
     <w:uiPriority w:val="1"/>
-    <w:semiHidden/>
     <w:unhideWhenUsed/>
   </w:style>
   <w:style w:type="table" w:default="1" w:styleId="a1">
